--- a/파이썬-심화-데이터분석/09_데이터정제_정리본.docx
+++ b/파이썬-심화-데이터분석/09_데이터정제_정리본.docx
@@ -2867,477 +2867,6 @@
         </w:tc>
       </w:tr>
     </w:tbl>
-    <w:p>
-      <w:r>
-        <w:br w:type="page"/>
-      </w:r>
-    </w:p>
-    <w:p>
-      <w:pPr>
-        <w:pStyle w:val="Heading1"/>
-      </w:pPr>
-      <w:r>
-        <w:t xml:space="preserve">11. 확인 퀴즈</w:t>
-      </w:r>
-    </w:p>
-    <w:p>
-      <w:pPr>
-        <w:spacing w:after="120" w:line="276"/>
-      </w:pPr>
-      <w:r>
-        <w:t xml:space="preserve">총 10문항. 풀어본 뒤 다음 페이지 정답으로 채점하세요.</w:t>
-      </w:r>
-    </w:p>
-    <w:p>
-      <w:pPr>
-        <w:pStyle w:val="ListParagraph"/>
-        <w:numPr>
-          <w:ilvl w:val="0"/>
-          <w:numId w:val="3"/>
-        </w:numPr>
-        <w:spacing w:after="80" w:line="264"/>
-      </w:pPr>
-      <w:r>
-        <w:t xml:space="preserve">정제(cleaning)를 건너뛰면 어떤 문제가 생기는가? (에러 여부 포함)</w:t>
-      </w:r>
-    </w:p>
-    <w:p>
-      <w:pPr>
-        <w:pStyle w:val="ListParagraph"/>
-        <w:numPr>
-          <w:ilvl w:val="0"/>
-          <w:numId w:val="3"/>
-        </w:numPr>
-        <w:spacing w:after="80" w:line="264"/>
-      </w:pPr>
-      <w:r>
-        <w:t xml:space="preserve">라벨이 다른 두 Series를 빼면(s1 - s2) 짝이 없는 라벨은 어떻게 되는가?</w:t>
-      </w:r>
-    </w:p>
-    <w:p>
-      <w:pPr>
-        <w:pStyle w:val="ListParagraph"/>
-        <w:numPr>
-          <w:ilvl w:val="0"/>
-          <w:numId w:val="3"/>
-        </w:numPr>
-        <w:spacing w:after="80" w:line="264"/>
-      </w:pPr>
-      <w:r>
-        <w:t xml:space="preserve">어느 열에 결측이 몇 개 있는지 한 번에 세는 코드는?</w:t>
-      </w:r>
-    </w:p>
-    <w:p>
-      <w:pPr>
-        <w:pStyle w:val="ListParagraph"/>
-        <w:numPr>
-          <w:ilvl w:val="0"/>
-          <w:numId w:val="3"/>
-        </w:numPr>
-        <w:spacing w:after="80" w:line="264"/>
-      </w:pPr>
-      <w:r>
-        <w:t xml:space="preserve">dropna() 와 dropna(subset=["name"]) 의 차이는?</w:t>
-      </w:r>
-    </w:p>
-    <w:p>
-      <w:pPr>
-        <w:pStyle w:val="ListParagraph"/>
-        <w:numPr>
-          <w:ilvl w:val="0"/>
-          <w:numId w:val="3"/>
-        </w:numPr>
-        <w:spacing w:after="80" w:line="264"/>
-      </w:pPr>
-      <w:r>
-        <w:t xml:space="preserve">duplicated() 와 drop_duplicates() 의 역할 차이는?</w:t>
-      </w:r>
-    </w:p>
-    <w:p>
-      <w:pPr>
-        <w:pStyle w:val="ListParagraph"/>
-        <w:numPr>
-          <w:ilvl w:val="0"/>
-          <w:numId w:val="3"/>
-        </w:numPr>
-        <w:spacing w:after="80" w:line="264"/>
-      </w:pPr>
-      <w:r>
-        <w:t xml:space="preserve">문자열 Series에 'N/A'가 섞여 있을 때 숫자로 바꾸는 안전한 방법과 그 결과는?</w:t>
-      </w:r>
-    </w:p>
-    <w:p>
-      <w:pPr>
-        <w:pStyle w:val="ListParagraph"/>
-        <w:numPr>
-          <w:ilvl w:val="0"/>
-          <w:numId w:val="3"/>
-        </w:numPr>
-        <w:spacing w:after="80" w:line="264"/>
-      </w:pPr>
-      <w:r>
-        <w:t xml:space="preserve">replace({200:"OK"}) 에서 매핑에 없는 값은 어떻게 되는가?</w:t>
-      </w:r>
-    </w:p>
-    <w:p>
-      <w:pPr>
-        <w:pStyle w:val="ListParagraph"/>
-        <w:numPr>
-          <w:ilvl w:val="0"/>
-          <w:numId w:val="3"/>
-        </w:numPr>
-        <w:spacing w:after="80" w:line="264"/>
-      </w:pPr>
-      <w:r>
-        <w:t xml:space="preserve">한 셀에 '홍길동 서울 90'처럼 뭉친 문자열에서 이름만 뽑으려면?</w:t>
-      </w:r>
-    </w:p>
-    <w:p>
-      <w:pPr>
-        <w:pStyle w:val="ListParagraph"/>
-        <w:numPr>
-          <w:ilvl w:val="0"/>
-          <w:numId w:val="3"/>
-        </w:numPr>
-        <w:spacing w:after="80" w:line="264"/>
-      </w:pPr>
-      <w:r>
-        <w:t xml:space="preserve">ffill()로 결측을 채우기 전에 반드시 해야 하는 것은? 안 하면?</w:t>
-      </w:r>
-    </w:p>
-    <w:p>
-      <w:pPr>
-        <w:pStyle w:val="ListParagraph"/>
-        <w:numPr>
-          <w:ilvl w:val="0"/>
-          <w:numId w:val="3"/>
-        </w:numPr>
-        <w:spacing w:after="80" w:line="264"/>
-      </w:pPr>
-      <w:r>
-        <w:t xml:space="preserve">정제 표준 순서에서 중복 제거와 결측 채움 중 무엇을 먼저 하며, 그 이유는?</w:t>
-      </w:r>
-    </w:p>
-    <w:p>
-      <w:r>
-        <w:br w:type="page"/>
-      </w:r>
-    </w:p>
-    <w:p>
-      <w:pPr>
-        <w:pStyle w:val="Heading1"/>
-      </w:pPr>
-      <w:r>
-        <w:t xml:space="preserve">정답 및 해설</w:t>
-      </w:r>
-    </w:p>
-    <w:p>
-      <w:pPr>
-        <w:shd w:fill="E2EFDA" w:val="clear"/>
-        <w:spacing w:after="100" w:line="264"/>
-      </w:pPr>
-      <w:r>
-        <w:rPr>
-          <w:b/>
-          <w:bCs/>
-          <w:color w:val="375623"/>
-        </w:rPr>
-        <w:t xml:space="preserve">1. </w:t>
-      </w:r>
-      <w:r>
-        <w:t xml:space="preserve">합계·평균·정렬·병합이 </w:t>
-      </w:r>
-      <w:r>
-        <w:rPr>
-          <w:b/>
-          <w:bCs/>
-        </w:rPr>
-        <w:t xml:space="preserve">에러 없이 '조용히 틀린 값'</w:t>
-      </w:r>
-      <w:r>
-        <w:t xml:space="preserve"> 을 낸다. 문자열 숫자는 계산이 안 되고 중복 행은 평균을 왜곡한다.</w:t>
-      </w:r>
-    </w:p>
-    <w:p>
-      <w:pPr>
-        <w:shd w:fill="E2EFDA" w:val="clear"/>
-        <w:spacing w:after="100" w:line="264"/>
-      </w:pPr>
-      <w:r>
-        <w:rPr>
-          <w:b/>
-          <w:bCs/>
-          <w:color w:val="375623"/>
-        </w:rPr>
-        <w:t xml:space="preserve">2. </w:t>
-      </w:r>
-      <w:r>
-        <w:rPr>
-          <w:b/>
-          <w:bCs/>
-        </w:rPr>
-        <w:t xml:space="preserve">NaN(결측)</w:t>
-      </w:r>
-      <w:r>
-        <w:t xml:space="preserve"> 이 된다. 라벨 기준으로 정렬해 짝이 있는 라벨만 계산하고, 한쪽에만 있는 라벨은 짝이 없어 NaN. dtype은 float64.</w:t>
-      </w:r>
-    </w:p>
-    <w:p>
-      <w:pPr>
-        <w:shd w:fill="E2EFDA" w:val="clear"/>
-        <w:spacing w:after="100" w:line="264"/>
-      </w:pPr>
-      <w:r>
-        <w:rPr>
-          <w:b/>
-          <w:bCs/>
-          <w:color w:val="375623"/>
-        </w:rPr>
-        <w:t xml:space="preserve">3. </w:t>
-      </w:r>
-      <w:r>
-        <w:rPr>
-          <w:b/>
-          <w:bCs/>
-        </w:rPr>
-        <w:t xml:space="preserve">df.isna().sum()</w:t>
-      </w:r>
-      <w:r>
-        <w:t xml:space="preserve"> — isna()로 True/False 판정 후 sum()으로 열별 결측 개수를 센다.</w:t>
-      </w:r>
-    </w:p>
-    <w:p>
-      <w:pPr>
-        <w:shd w:fill="E2EFDA" w:val="clear"/>
-        <w:spacing w:after="100" w:line="264"/>
-      </w:pPr>
-      <w:r>
-        <w:rPr>
-          <w:b/>
-          <w:bCs/>
-          <w:color w:val="375623"/>
-        </w:rPr>
-        <w:t xml:space="preserve">4. </w:t>
-      </w:r>
-      <w:r>
-        <w:t xml:space="preserve">dropna()는 </w:t>
-      </w:r>
-      <w:r>
-        <w:rPr>
-          <w:b/>
-          <w:bCs/>
-        </w:rPr>
-        <w:t xml:space="preserve">결측이 하나라도 있는 행 전부 삭제</w:t>
-      </w:r>
-      <w:r>
-        <w:t xml:space="preserve">, subset=["name"]은 </w:t>
-      </w:r>
-      <w:r>
-        <w:rPr>
-          <w:b/>
-          <w:bCs/>
-        </w:rPr>
-        <w:t xml:space="preserve">name이 결측인 행만 삭제</w:t>
-      </w:r>
-      <w:r>
-        <w:t xml:space="preserve">(다른 열 결측은 유지).</w:t>
-      </w:r>
-    </w:p>
-    <w:p>
-      <w:pPr>
-        <w:shd w:fill="E2EFDA" w:val="clear"/>
-        <w:spacing w:after="100" w:line="264"/>
-      </w:pPr>
-      <w:r>
-        <w:rPr>
-          <w:b/>
-          <w:bCs/>
-          <w:color w:val="375623"/>
-        </w:rPr>
-        <w:t xml:space="preserve">5. </w:t>
-      </w:r>
-      <w:r>
-        <w:rPr>
-          <w:b/>
-          <w:bCs/>
-        </w:rPr>
-        <w:t xml:space="preserve">duplicated()는 중복 여부를 True/False로 표시만</w:t>
-      </w:r>
-      <w:r>
-        <w:t xml:space="preserve">(원본 유지), </w:t>
-      </w:r>
-      <w:r>
-        <w:rPr>
-          <w:b/>
-          <w:bCs/>
-        </w:rPr>
-        <w:t xml:space="preserve">drop_duplicates()가 실제로 중복 행을 삭제</w:t>
-      </w:r>
-      <w:r>
-        <w:t xml:space="preserve">한다.</w:t>
-      </w:r>
-    </w:p>
-    <w:p>
-      <w:pPr>
-        <w:shd w:fill="E2EFDA" w:val="clear"/>
-        <w:spacing w:after="100" w:line="264"/>
-      </w:pPr>
-      <w:r>
-        <w:rPr>
-          <w:b/>
-          <w:bCs/>
-          <w:color w:val="375623"/>
-        </w:rPr>
-        <w:t xml:space="preserve">6. </w:t>
-      </w:r>
-      <w:r>
-        <w:rPr>
-          <w:b/>
-          <w:bCs/>
-        </w:rPr>
-        <w:t xml:space="preserve">pd.to_numeric(s, errors="coerce")</w:t>
-      </w:r>
-      <w:r>
-        <w:t xml:space="preserve"> — 변환 실패한 'N/A'만 </w:t>
-      </w:r>
-      <w:r>
-        <w:rPr>
-          <w:b/>
-          <w:bCs/>
-        </w:rPr>
-        <w:t xml:space="preserve">NaN</w:t>
-      </w:r>
-      <w:r>
-        <w:t xml:space="preserve">으로 두고 나머지는 숫자로 바꾼다. 전체 dtype은 float64.</w:t>
-      </w:r>
-    </w:p>
-    <w:p>
-      <w:pPr>
-        <w:shd w:fill="E2EFDA" w:val="clear"/>
-        <w:spacing w:after="100" w:line="264"/>
-      </w:pPr>
-      <w:r>
-        <w:rPr>
-          <w:b/>
-          <w:bCs/>
-          <w:color w:val="375623"/>
-        </w:rPr>
-        <w:t xml:space="preserve">7. </w:t>
-      </w:r>
-      <w:r>
-        <w:rPr>
-          <w:b/>
-          <w:bCs/>
-        </w:rPr>
-        <w:t xml:space="preserve">그대로 유지</w:t>
-      </w:r>
-      <w:r>
-        <w:t xml:space="preserve">된다. replace(dict)는 매핑에 있는 값만 바꾸고 없는 값은 건드리지 않는다.</w:t>
-      </w:r>
-    </w:p>
-    <w:p>
-      <w:pPr>
-        <w:shd w:fill="E2EFDA" w:val="clear"/>
-        <w:spacing w:after="100" w:line="264"/>
-      </w:pPr>
-      <w:r>
-        <w:rPr>
-          <w:b/>
-          <w:bCs/>
-          <w:color w:val="375623"/>
-        </w:rPr>
-        <w:t xml:space="preserve">8. </w:t>
-      </w:r>
-      <w:r>
-        <w:rPr>
-          <w:b/>
-          <w:bCs/>
-        </w:rPr>
-        <w:t xml:space="preserve">df["info"].str.split().str[0]</w:t>
-      </w:r>
-      <w:r>
-        <w:t xml:space="preserve"> — .str.split()으로 공백 분할 후 .str[0]으로 첫 조각을 추출.</w:t>
-      </w:r>
-    </w:p>
-    <w:p>
-      <w:pPr>
-        <w:shd w:fill="E2EFDA" w:val="clear"/>
-        <w:spacing w:after="100" w:line="264"/>
-      </w:pPr>
-      <w:r>
-        <w:rPr>
-          <w:b/>
-          <w:bCs/>
-          <w:color w:val="375623"/>
-        </w:rPr>
-        <w:t xml:space="preserve">9. </w:t>
-      </w:r>
-      <w:r>
-        <w:t xml:space="preserve">반드시 </w:t>
-      </w:r>
-      <w:r>
-        <w:rPr>
-          <w:b/>
-          <w:bCs/>
-        </w:rPr>
-        <w:t xml:space="preserve">시간순으로 정렬(sort_values(시간열))</w:t>
-      </w:r>
-      <w:r>
-        <w:t xml:space="preserve"> 해야 한다. 안 하면 '바로 위 행' 값이 시간상 직전이 아니어서 </w:t>
-      </w:r>
-      <w:r>
-        <w:rPr>
-          <w:b/>
-          <w:bCs/>
-        </w:rPr>
-        <w:t xml:space="preserve">엉뚱한 값</w:t>
-      </w:r>
-      <w:r>
-        <w:t xml:space="preserve">이 채워진다.</w:t>
-      </w:r>
-    </w:p>
-    <w:p>
-      <w:pPr>
-        <w:shd w:fill="E2EFDA" w:val="clear"/>
-        <w:spacing w:after="100" w:line="264"/>
-      </w:pPr>
-      <w:r>
-        <w:rPr>
-          <w:b/>
-          <w:bCs/>
-          <w:color w:val="375623"/>
-        </w:rPr>
-        <w:t xml:space="preserve">10. </w:t>
-      </w:r>
-      <w:r>
-        <w:rPr>
-          <w:b/>
-          <w:bCs/>
-        </w:rPr>
-        <w:t xml:space="preserve">중복 제거를 먼저</w:t>
-      </w:r>
-      <w:r>
-        <w:t xml:space="preserve"> 한다. 중복이 남은 채 중앙값을 계산하면 </w:t>
-      </w:r>
-      <w:r>
-        <w:rPr>
-          <w:b/>
-          <w:bCs/>
-        </w:rPr>
-        <w:t xml:space="preserve">대푯값이 왜곡</w:t>
-      </w:r>
-      <w:r>
-        <w:t xml:space="preserve">되기 때문. 순서: 타입 교정 → 중복 제거 → 결측 채움.</w:t>
-      </w:r>
-    </w:p>
-    <w:p>
-      <w:pPr>
-        <w:spacing w:after="60"/>
-      </w:pPr>
-      <w:r>
-        <w:t xml:space="preserve"/>
-      </w:r>
-    </w:p>
     <w:tbl>
       <w:tblPr>
         <w:tblW w:type="dxa" w:w="9360"/>
